--- a/TEMPLATE.docx
+++ b/TEMPLATE.docx
@@ -330,7 +330,7 @@
                                 <w:sz w:val="24"/>
                                 <w:szCs w:val="24"/>
                               </w:rPr>
-                              <w:t xml:space="preserve">                  </w:t>
+                              <w:t xml:space="preserve">            </w:t>
                             </w:r>
                             <w:r>
                               <w:rPr>
@@ -411,29 +411,7 @@
                           <w:sz w:val="24"/>
                           <w:szCs w:val="24"/>
                         </w:rPr>
-                        <w:t>{{</w:t>
-                      </w:r>
-                      <w:proofErr w:type="spellStart"/>
-                      <w:r>
-                        <w:rPr>
-                          <w:rFonts w:ascii="Arial" w:hAnsi="Arial" w:cs="Arial"/>
-                          <w:b/>
-                          <w:color w:val="1F4E79"/>
-                          <w:sz w:val="24"/>
-                          <w:szCs w:val="24"/>
-                        </w:rPr>
-                        <w:t>np_clearance</w:t>
-                      </w:r>
-                      <w:proofErr w:type="spellEnd"/>
-                      <w:r>
-                        <w:rPr>
-                          <w:rFonts w:ascii="Arial" w:hAnsi="Arial" w:cs="Arial"/>
-                          <w:b/>
-                          <w:color w:val="1F4E79"/>
-                          <w:sz w:val="24"/>
-                          <w:szCs w:val="24"/>
-                        </w:rPr>
-                        <w:t xml:space="preserve">}}    </w:t>
+                        <w:t xml:space="preserve">{{np_clearance}}    </w:t>
                       </w:r>
                       <w:r>
                         <w:rPr>
@@ -483,7 +461,7 @@
                           <w:sz w:val="24"/>
                           <w:szCs w:val="24"/>
                         </w:rPr>
-                        <w:t xml:space="preserve">                  </w:t>
+                        <w:t xml:space="preserve">            </w:t>
                       </w:r>
                       <w:r>
                         <w:rPr>
@@ -493,29 +471,7 @@
                           <w:sz w:val="24"/>
                           <w:szCs w:val="24"/>
                         </w:rPr>
-                        <w:t>{{</w:t>
-                      </w:r>
-                      <w:proofErr w:type="spellStart"/>
-                      <w:r>
-                        <w:rPr>
-                          <w:rFonts w:ascii="Arial" w:hAnsi="Arial" w:cs="Arial"/>
-                          <w:b/>
-                          <w:color w:val="1F4E79"/>
-                          <w:sz w:val="24"/>
-                          <w:szCs w:val="24"/>
-                        </w:rPr>
-                        <w:t>document_date</w:t>
-                      </w:r>
-                      <w:proofErr w:type="spellEnd"/>
-                      <w:r>
-                        <w:rPr>
-                          <w:rFonts w:ascii="Arial" w:hAnsi="Arial" w:cs="Arial"/>
-                          <w:b/>
-                          <w:color w:val="1F4E79"/>
-                          <w:sz w:val="24"/>
-                          <w:szCs w:val="24"/>
-                        </w:rPr>
-                        <w:t>}}</w:t>
+                        <w:t>{{document_date}}</w:t>
                       </w:r>
                     </w:p>
                     <w:p>

--- a/TEMPLATE.docx
+++ b/TEMPLATE.docx
@@ -340,6 +340,16 @@
                                 <w:sz w:val="24"/>
                                 <w:szCs w:val="24"/>
                               </w:rPr>
+                              <w:t xml:space="preserve">   </w:t>
+                            </w:r>
+                            <w:r>
+                              <w:rPr>
+                                <w:rFonts w:ascii="Arial" w:hAnsi="Arial" w:cs="Arial"/>
+                                <w:b/>
+                                <w:color w:val="1F4E79"/>
+                                <w:sz w:val="24"/>
+                                <w:szCs w:val="24"/>
+                              </w:rPr>
                               <w:t>{{document_date}}</w:t>
                             </w:r>
                           </w:p>
@@ -411,7 +421,29 @@
                           <w:sz w:val="24"/>
                           <w:szCs w:val="24"/>
                         </w:rPr>
-                        <w:t xml:space="preserve">{{np_clearance}}    </w:t>
+                        <w:t>{{</w:t>
+                      </w:r>
+                      <w:proofErr w:type="spellStart"/>
+                      <w:r>
+                        <w:rPr>
+                          <w:rFonts w:ascii="Arial" w:hAnsi="Arial" w:cs="Arial"/>
+                          <w:b/>
+                          <w:color w:val="1F4E79"/>
+                          <w:sz w:val="24"/>
+                          <w:szCs w:val="24"/>
+                        </w:rPr>
+                        <w:t>np_clearance</w:t>
+                      </w:r>
+                      <w:proofErr w:type="spellEnd"/>
+                      <w:r>
+                        <w:rPr>
+                          <w:rFonts w:ascii="Arial" w:hAnsi="Arial" w:cs="Arial"/>
+                          <w:b/>
+                          <w:color w:val="1F4E79"/>
+                          <w:sz w:val="24"/>
+                          <w:szCs w:val="24"/>
+                        </w:rPr>
+                        <w:t xml:space="preserve">}}    </w:t>
                       </w:r>
                       <w:r>
                         <w:rPr>
@@ -471,7 +503,39 @@
                           <w:sz w:val="24"/>
                           <w:szCs w:val="24"/>
                         </w:rPr>
-                        <w:t>{{document_date}}</w:t>
+                        <w:t xml:space="preserve">   </w:t>
+                      </w:r>
+                      <w:r>
+                        <w:rPr>
+                          <w:rFonts w:ascii="Arial" w:hAnsi="Arial" w:cs="Arial"/>
+                          <w:b/>
+                          <w:color w:val="1F4E79"/>
+                          <w:sz w:val="24"/>
+                          <w:szCs w:val="24"/>
+                        </w:rPr>
+                        <w:t>{{</w:t>
+                      </w:r>
+                      <w:proofErr w:type="spellStart"/>
+                      <w:r>
+                        <w:rPr>
+                          <w:rFonts w:ascii="Arial" w:hAnsi="Arial" w:cs="Arial"/>
+                          <w:b/>
+                          <w:color w:val="1F4E79"/>
+                          <w:sz w:val="24"/>
+                          <w:szCs w:val="24"/>
+                        </w:rPr>
+                        <w:t>document_date</w:t>
+                      </w:r>
+                      <w:proofErr w:type="spellEnd"/>
+                      <w:r>
+                        <w:rPr>
+                          <w:rFonts w:ascii="Arial" w:hAnsi="Arial" w:cs="Arial"/>
+                          <w:b/>
+                          <w:color w:val="1F4E79"/>
+                          <w:sz w:val="24"/>
+                          <w:szCs w:val="24"/>
+                        </w:rPr>
+                        <w:t>}}</w:t>
                       </w:r>
                     </w:p>
                     <w:p>
@@ -1485,7 +1549,7 @@
                                 <w:sz w:val="24"/>
                                 <w:szCs w:val="24"/>
                               </w:rPr>
-                              <w:tab/>
+                              <w:t xml:space="preserve">  </w:t>
                             </w:r>
                             <w:r>
                               <w:rPr>
@@ -1495,7 +1559,7 @@
                                 <w:sz w:val="24"/>
                                 <w:szCs w:val="24"/>
                               </w:rPr>
-                              <w:tab/>
+                              <w:t xml:space="preserve">          </w:t>
                             </w:r>
                             <w:r>
                               <w:rPr>
@@ -1505,17 +1569,7 @@
                                 <w:sz w:val="24"/>
                                 <w:szCs w:val="24"/>
                               </w:rPr>
-                              <w:t xml:space="preserve"> </w:t>
-                            </w:r>
-                            <w:r>
-                              <w:rPr>
-                                <w:rFonts w:ascii="Arial" w:hAnsi="Arial" w:cs="Arial"/>
-                                <w:b/>
-                                <w:color w:val="1F4E79"/>
-                                <w:sz w:val="24"/>
-                                <w:szCs w:val="24"/>
-                              </w:rPr>
-                              <w:t xml:space="preserve"> </w:t>
+                              <w:t xml:space="preserve">          </w:t>
                             </w:r>
                             <w:r>
                               <w:rPr>
@@ -1560,7 +1614,11 @@
           </mc:Choice>
           <mc:Fallback>
             <w:pict>
-              <v:shape w14:anchorId="38FBBEEB" id="Text Box 12" o:spid="_x0000_s1031" type="#_x0000_t202" style="position:absolute;margin-left:71.85pt;margin-top:16.4pt;width:505.5pt;height:20.25pt;z-index:251658240;visibility:visible;mso-wrap-style:square;mso-width-percent:0;mso-height-percent:0;mso-wrap-distance-left:9pt;mso-wrap-distance-top:0;mso-wrap-distance-right:9pt;mso-wrap-distance-bottom:0;mso-position-horizontal:absolute;mso-position-horizontal-relative:margin;mso-position-vertical:absolute;mso-position-vertical-relative:text;mso-width-percent:0;mso-height-percent:0;mso-width-relative:margin;mso-height-relative:margin;v-text-anchor:top" o:gfxdata="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" filled="f" stroked="f">
+              <v:shapetype w14:anchorId="38FBBEEB" id="_x0000_t202" coordsize="21600,21600" o:spt="202" path="m,l,21600r21600,l21600,xe">
+                <v:stroke joinstyle="miter"/>
+                <v:path gradientshapeok="t" o:connecttype="rect"/>
+              </v:shapetype>
+              <v:shape id="Text Box 12" o:spid="_x0000_s1031" type="#_x0000_t202" style="position:absolute;margin-left:71.85pt;margin-top:16.4pt;width:505.5pt;height:20.25pt;z-index:251658240;visibility:visible;mso-wrap-style:square;mso-width-percent:0;mso-height-percent:0;mso-wrap-distance-left:9pt;mso-wrap-distance-top:0;mso-wrap-distance-right:9pt;mso-wrap-distance-bottom:0;mso-position-horizontal:absolute;mso-position-horizontal-relative:margin;mso-position-vertical:absolute;mso-position-vertical-relative:text;mso-width-percent:0;mso-height-percent:0;mso-width-relative:margin;mso-height-relative:margin;v-text-anchor:top" o:gfxdata="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" filled="f" stroked="f">
                 <v:textbox>
                   <w:txbxContent>
                     <w:p>
@@ -1641,7 +1699,7 @@
                           <w:sz w:val="24"/>
                           <w:szCs w:val="24"/>
                         </w:rPr>
-                        <w:tab/>
+                        <w:t xml:space="preserve">  </w:t>
                       </w:r>
                       <w:r>
                         <w:rPr>
@@ -1651,7 +1709,7 @@
                           <w:sz w:val="24"/>
                           <w:szCs w:val="24"/>
                         </w:rPr>
-                        <w:tab/>
+                        <w:t xml:space="preserve">          </w:t>
                       </w:r>
                       <w:r>
                         <w:rPr>
@@ -1661,17 +1719,7 @@
                           <w:sz w:val="24"/>
                           <w:szCs w:val="24"/>
                         </w:rPr>
-                        <w:t xml:space="preserve"> </w:t>
-                      </w:r>
-                      <w:r>
-                        <w:rPr>
-                          <w:rFonts w:ascii="Arial" w:hAnsi="Arial" w:cs="Arial"/>
-                          <w:b/>
-                          <w:color w:val="1F4E79"/>
-                          <w:sz w:val="24"/>
-                          <w:szCs w:val="24"/>
-                        </w:rPr>
-                        <w:t xml:space="preserve"> </w:t>
+                        <w:t xml:space="preserve">          </w:t>
                       </w:r>
                       <w:r>
                         <w:rPr>
@@ -2160,15 +2208,15 @@
         <mc:AlternateContent>
           <mc:Choice Requires="wps">
             <w:drawing>
-              <wp:anchor distT="0" distB="0" distL="114300" distR="114300" simplePos="0" relativeHeight="251660288" behindDoc="0" locked="0" layoutInCell="1" allowOverlap="1" wp14:anchorId="56F8D160" wp14:editId="18619552">
+              <wp:anchor distT="0" distB="0" distL="114300" distR="114300" simplePos="0" relativeHeight="251660288" behindDoc="0" locked="0" layoutInCell="1" allowOverlap="1" wp14:anchorId="56F8D160" wp14:editId="14F55D18">
                 <wp:simplePos x="0" y="0"/>
                 <wp:positionH relativeFrom="margin">
-                  <wp:posOffset>2184400</wp:posOffset>
+                  <wp:posOffset>2182633</wp:posOffset>
                 </wp:positionH>
                 <wp:positionV relativeFrom="paragraph">
-                  <wp:posOffset>120650</wp:posOffset>
+                  <wp:posOffset>119490</wp:posOffset>
                 </wp:positionV>
-                <wp:extent cx="3238500" cy="257175"/>
+                <wp:extent cx="3999506" cy="257175"/>
                 <wp:effectExtent l="0" t="0" r="0" b="9525"/>
                 <wp:wrapNone/>
                 <wp:docPr id="21" name="Text Box 6"/>
@@ -2184,7 +2232,7 @@
                       <wps:spPr>
                         <a:xfrm>
                           <a:off x="0" y="0"/>
-                          <a:ext cx="3238500" cy="257175"/>
+                          <a:ext cx="3999506" cy="257175"/>
                         </a:xfrm>
                         <a:prstGeom prst="rect">
                           <a:avLst/>
@@ -2215,16 +2263,6 @@
                                 <w:sz w:val="24"/>
                                 <w:szCs w:val="24"/>
                               </w:rPr>
-                              <w:t xml:space="preserve"> </w:t>
-                            </w:r>
-                            <w:r>
-                              <w:rPr>
-                                <w:rFonts w:ascii="Arial" w:hAnsi="Arial" w:cs="Arial"/>
-                                <w:b/>
-                                <w:color w:val="1F4E79"/>
-                                <w:sz w:val="24"/>
-                                <w:szCs w:val="24"/>
-                              </w:rPr>
                               <w:t xml:space="preserve">        </w:t>
                             </w:r>
                             <w:r>
@@ -2240,6 +2278,7 @@
                           </w:p>
                           <w:p>
                             <w:pPr>
+                              <w:jc w:val="center"/>
                               <w:rPr>
                                 <w:rFonts w:ascii="Arial" w:hAnsi="Arial" w:cs="Arial"/>
                                 <w:b/>
@@ -2271,11 +2310,7 @@
           </mc:Choice>
           <mc:Fallback>
             <w:pict>
-              <v:shapetype w14:anchorId="56F8D160" id="_x0000_t202" coordsize="21600,21600" o:spt="202" path="m,l,21600r21600,l21600,xe">
-                <v:stroke joinstyle="miter"/>
-                <v:path gradientshapeok="t" o:connecttype="rect"/>
-              </v:shapetype>
-              <v:shape id="Text Box 6" o:spid="_x0000_s1034" type="#_x0000_t202" style="position:absolute;margin-left:172pt;margin-top:9.5pt;width:255pt;height:20.25pt;z-index:251660288;visibility:visible;mso-wrap-style:square;mso-width-percent:0;mso-height-percent:0;mso-wrap-distance-left:9pt;mso-wrap-distance-top:0;mso-wrap-distance-right:9pt;mso-wrap-distance-bottom:0;mso-position-horizontal:absolute;mso-position-horizontal-relative:margin;mso-position-vertical:absolute;mso-position-vertical-relative:text;mso-width-percent:0;mso-height-percent:0;mso-width-relative:margin;mso-height-relative:margin;v-text-anchor:top" o:gfxdata="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" filled="f" stroked="f">
+              <v:shape w14:anchorId="56F8D160" id="Text Box 6" o:spid="_x0000_s1034" type="#_x0000_t202" style="position:absolute;margin-left:171.85pt;margin-top:9.4pt;width:314.9pt;height:20.25pt;z-index:251660288;visibility:visible;mso-wrap-style:square;mso-width-percent:0;mso-height-percent:0;mso-wrap-distance-left:9pt;mso-wrap-distance-top:0;mso-wrap-distance-right:9pt;mso-wrap-distance-bottom:0;mso-position-horizontal:absolute;mso-position-horizontal-relative:margin;mso-position-vertical:absolute;mso-position-vertical-relative:text;mso-width-percent:0;mso-height-percent:0;mso-width-relative:margin;mso-height-relative:margin;v-text-anchor:top" o:gfxdata="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" filled="f" stroked="f">
                 <v:textbox>
                   <w:txbxContent>
                     <w:p>
@@ -2296,16 +2331,6 @@
                           <w:sz w:val="24"/>
                           <w:szCs w:val="24"/>
                         </w:rPr>
-                        <w:t xml:space="preserve"> </w:t>
-                      </w:r>
-                      <w:r>
-                        <w:rPr>
-                          <w:rFonts w:ascii="Arial" w:hAnsi="Arial" w:cs="Arial"/>
-                          <w:b/>
-                          <w:color w:val="1F4E79"/>
-                          <w:sz w:val="24"/>
-                          <w:szCs w:val="24"/>
-                        </w:rPr>
                         <w:t xml:space="preserve">        </w:t>
                       </w:r>
                       <w:r>
@@ -2316,33 +2341,12 @@
                           <w:sz w:val="24"/>
                           <w:szCs w:val="24"/>
                         </w:rPr>
-                        <w:t>{{</w:t>
-                      </w:r>
-                      <w:proofErr w:type="spellStart"/>
-                      <w:r>
-                        <w:rPr>
-                          <w:rFonts w:ascii="Arial" w:hAnsi="Arial" w:cs="Arial"/>
-                          <w:b/>
-                          <w:color w:val="1F4E79"/>
-                          <w:sz w:val="24"/>
-                          <w:szCs w:val="24"/>
-                        </w:rPr>
-                        <w:t>company_requesting_agency</w:t>
-                      </w:r>
-                      <w:proofErr w:type="spellEnd"/>
-                      <w:r>
-                        <w:rPr>
-                          <w:rFonts w:ascii="Arial" w:hAnsi="Arial" w:cs="Arial"/>
-                          <w:b/>
-                          <w:color w:val="1F4E79"/>
-                          <w:sz w:val="24"/>
-                          <w:szCs w:val="24"/>
-                        </w:rPr>
-                        <w:t>}}</w:t>
+                        <w:t>{{company_requesting_agency}}</w:t>
                       </w:r>
                     </w:p>
                     <w:p>
                       <w:pPr>
+                        <w:jc w:val="center"/>
                         <w:rPr>
                           <w:rFonts w:ascii="Arial" w:hAnsi="Arial" w:cs="Arial"/>
                           <w:b/>
@@ -4993,15 +4997,15 @@
         <mc:AlternateContent>
           <mc:Choice Requires="wps">
             <w:drawing>
-              <wp:anchor distT="0" distB="0" distL="114300" distR="114300" simplePos="0" relativeHeight="251661312" behindDoc="0" locked="0" layoutInCell="1" allowOverlap="1" wp14:anchorId="50AFD288" wp14:editId="76C7DD36">
+              <wp:anchor distT="0" distB="0" distL="114300" distR="114300" simplePos="0" relativeHeight="251661312" behindDoc="0" locked="0" layoutInCell="1" allowOverlap="1" wp14:anchorId="50AFD288" wp14:editId="09F06C3E">
                 <wp:simplePos x="0" y="0"/>
                 <wp:positionH relativeFrom="margin">
-                  <wp:posOffset>1019810</wp:posOffset>
+                  <wp:posOffset>1017917</wp:posOffset>
                 </wp:positionH>
                 <wp:positionV relativeFrom="paragraph">
-                  <wp:posOffset>140335</wp:posOffset>
+                  <wp:posOffset>136992</wp:posOffset>
                 </wp:positionV>
-                <wp:extent cx="5817870" cy="975360"/>
+                <wp:extent cx="5817870" cy="1035170"/>
                 <wp:effectExtent l="0" t="0" r="0" b="0"/>
                 <wp:wrapNone/>
                 <wp:docPr id="22" name="Text Box 2"/>
@@ -5017,7 +5021,7 @@
                       <wps:spPr>
                         <a:xfrm>
                           <a:off x="0" y="0"/>
-                          <a:ext cx="5817870" cy="975360"/>
+                          <a:ext cx="5817870" cy="1035170"/>
                         </a:xfrm>
                         <a:prstGeom prst="rect">
                           <a:avLst/>
@@ -5067,11 +5071,7 @@
           </mc:Choice>
           <mc:Fallback>
             <w:pict>
-              <v:shapetype w14:anchorId="50AFD288" id="_x0000_t202" coordsize="21600,21600" o:spt="202" path="m,l,21600r21600,l21600,xe">
-                <v:stroke joinstyle="miter"/>
-                <v:path gradientshapeok="t" o:connecttype="rect"/>
-              </v:shapetype>
-              <v:shape id="Text Box 2" o:spid="_x0000_s1036" type="#_x0000_t202" style="position:absolute;margin-left:80.3pt;margin-top:11.05pt;width:458.1pt;height:76.8pt;z-index:251661312;visibility:visible;mso-wrap-style:square;mso-width-percent:0;mso-height-percent:0;mso-wrap-distance-left:9pt;mso-wrap-distance-top:0;mso-wrap-distance-right:9pt;mso-wrap-distance-bottom:0;mso-position-horizontal:absolute;mso-position-horizontal-relative:margin;mso-position-vertical:absolute;mso-position-vertical-relative:text;mso-width-percent:0;mso-height-percent:0;mso-width-relative:margin;mso-height-relative:margin;v-text-anchor:top" o:gfxdata="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" filled="f" stroked="f">
+              <v:shape w14:anchorId="50AFD288" id="Text Box 2" o:spid="_x0000_s1036" type="#_x0000_t202" style="position:absolute;margin-left:80.15pt;margin-top:10.8pt;width:458.1pt;height:81.5pt;z-index:251661312;visibility:visible;mso-wrap-style:square;mso-width-percent:0;mso-height-percent:0;mso-wrap-distance-left:9pt;mso-wrap-distance-top:0;mso-wrap-distance-right:9pt;mso-wrap-distance-bottom:0;mso-position-horizontal:absolute;mso-position-horizontal-relative:margin;mso-position-vertical:absolute;mso-position-vertical-relative:text;mso-width-percent:0;mso-height-percent:0;mso-width-relative:margin;mso-height-relative:margin;v-text-anchor:top" o:gfxdata="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" filled="f" stroked="f">
                 <v:textbox>
                   <w:txbxContent>
                     <w:p>
@@ -5507,7 +5507,7 @@
           <w:sz w:val="24"/>
           <w:szCs w:val="24"/>
         </w:rPr>
-        <w:t>X</w:t>
+        <w:t xml:space="preserve">  </w:t>
       </w:r>
       <w:r>
         <w:rPr>
